--- a/manual/FirstSynth 取扱説明書.docx
+++ b/manual/FirstSynth 取扱説明書.docx
@@ -334,7 +334,7 @@
           <w:rFonts w:eastAsia="游ゴシック"/>
           <w:sz w:val="21"/>
         </w:rPr>
-        <w:t>スタンドアローンでは、MIDI キーボードが無くてもコンピューターのキーボードで演奏できます（A のキーを起点に、白鍵・黒鍵が交互に並ぶ配置です）。 F1／F2 キーでオクターブを上下に切り替えられます。</w:t>
+        <w:t>スタンドアローンでは、MIDI キーボードが無くてもコンピューターのキーボードで演奏できます（A のキーを起点に、白鍵・黒鍵が交互に並ぶ配置です）。 Z／X キーでオクターブを上下に切り替えられます。</w:t>
       </w:r>
     </w:p>
     <w:p>
@@ -470,7 +470,7 @@
           <w:rFonts w:eastAsia="游ゴシック"/>
           <w:sz w:val="21"/>
         </w:rPr>
-        <w:t>Osc 1・Osc 2・ノイズ（Noise）、それぞれの音量バランスを調整します。</w:t>
+        <w:t>Osc 1・Osc 2・ノイズ（Noise）、それぞれの音量バランスを調整します。Bend Range はピッチベンドの範囲を半音単位で設定します（0〜12半音）。Osc Drift は各オシレーターのピッチをゆっくりランダムに揺らし、アナログ的な揺らぎと厚みを加えます（0 でオフ）。</w:t>
       </w:r>
     </w:p>
     <w:p>
@@ -495,7 +495,7 @@
           <w:rFonts w:eastAsia="游ゴシック"/>
           <w:sz w:val="21"/>
         </w:rPr>
-        <w:t>Cutoff・Q・フィルターの種類（LP-BP-HP）・24dB モードに加え、Key Follow で鍵盤の高さに応じてフィルターが自動で開くようにできます。FILTER ADSR は、フィルターの開き具合が時間とともにどう変化するかを決めるエンベロープです（Env Amount がそのかかり具合）。</w:t>
+        <w:t>Cutoff・Q でローパスフィルター（4極ラダー型）を調整します。HPF Cutoff は、その後段にかかる固定ハイパスフィルターのカットオフです（レゾナンスなし）。Key Follow で鍵盤の高さに応じてフィルターが自動で開くようにできます。FILTER ADSR は、フィルターの開き具合が時間とともにどう変化するかを決めるエンベロープです（Env Amount がそのかかり具合）。</w:t>
       </w:r>
     </w:p>
     <w:p>
@@ -814,7 +814,7 @@
           <w:rFonts w:eastAsia="游ゴシック"/>
           <w:sz w:val="21"/>
         </w:rPr>
-        <w:t>反復するエコーを加えます。Ping Pong をオンにすると左右交互にエコーが返ります。</w:t>
+        <w:t>反復するエコーを加えます。Ping Pong をオンにすると左右交互にエコーが返ります。Sync をオンにすると Time が拍単位（テンポシンク）に切り替わります。</w:t>
       </w:r>
       <w:bookmarkStart w:id="0" w:name="_GoBack"/>
       <w:bookmarkEnd w:id="0"/>

--- a/manual/FirstSynth 取扱説明書.docx
+++ b/manual/FirstSynth 取扱説明書.docx
@@ -42,6 +42,19 @@
           <w:sz w:val="22"/>
         </w:rPr>
         <w:t>EASYANDNICE INSTRUMENTS</w:t>
+      </w:r>
+    </w:p>
+    <w:p>
+      <w:pPr>
+        <w:jc w:val="center"/>
+      </w:pPr>
+      <w:r>
+        <w:rPr>
+          <w:rFonts w:eastAsia="游ゴシック"/>
+          <w:color w:val="5A5A5A"/>
+          <w:sz w:val="22"/>
+        </w:rPr>
+        <w:t>バージョン 1.00</w:t>
       </w:r>
     </w:p>
     <w:p>

--- a/manual/FirstSynth 取扱説明書.docx
+++ b/manual/FirstSynth 取扱説明書.docx
@@ -54,7 +54,7 @@
           <w:color w:val="5A5A5A"/>
           <w:sz w:val="22"/>
         </w:rPr>
-        <w:t>バージョン 1.00</w:t>
+        <w:t>バージョン 1.0.0</w:t>
       </w:r>
     </w:p>
     <w:p>
